--- a/TP2.E8-01 Sprint01 WaykiSafe.docx
+++ b/TP2.E8-01 Sprint01 WaykiSafe.docx
@@ -14,7 +14,6 @@
         <w:rPr>
           <w:rFonts w:ascii="Calibri" w:cs="Calibri" w:eastAsia="Calibri" w:hAnsi="Calibri"/>
           <w:b w:val="1"/>
-          <w:i w:val="1"/>
           <w:color w:val="040c28"/>
           <w:highlight w:val="white"/>
           <w:rtl w:val="0"/>
@@ -427,7 +426,7 @@
           <w:ilvl w:val="0"/>
           <w:numId w:val="4"/>
         </w:numPr>
-        <w:spacing w:before="0" w:beforeAutospacing="0" w:line="240" w:lineRule="auto"/>
+        <w:spacing w:after="0" w:afterAutospacing="0" w:before="0" w:beforeAutospacing="0" w:line="240" w:lineRule="auto"/>
         <w:ind w:left="720" w:hanging="360"/>
         <w:jc w:val="center"/>
         <w:rPr>
@@ -444,6 +443,58 @@
           <w:rtl w:val="0"/>
         </w:rPr>
         <w:t xml:space="preserve">Mijhael Amilkar Mejia Ballona</w:t>
+      </w:r>
+    </w:p>
+    <w:p>
+      <w:pPr>
+        <w:numPr>
+          <w:ilvl w:val="0"/>
+          <w:numId w:val="4"/>
+        </w:numPr>
+        <w:spacing w:after="0" w:line="240" w:lineRule="auto"/>
+        <w:ind w:left="720" w:hanging="360"/>
+        <w:jc w:val="center"/>
+        <w:rPr>
+          <w:rFonts w:ascii="Century Gothic" w:cs="Century Gothic" w:eastAsia="Century Gothic" w:hAnsi="Century Gothic"/>
+          <w:sz w:val="24"/>
+          <w:szCs w:val="24"/>
+        </w:rPr>
+      </w:pPr>
+      <w:r>
+        <w:rPr>
+          <w:rFonts w:ascii="Century Gothic" w:cs="Century Gothic" w:eastAsia="Century Gothic" w:hAnsi="Century Gothic"/>
+          <w:sz w:val="24"/>
+          <w:szCs w:val="24"/>
+          <w:rtl w:val="0"/>
+        </w:rPr>
+        <w:t xml:space="preserve">Alexander Villa Andia</w:t>
+      </w:r>
+    </w:p>
+    <w:p>
+      <w:pPr>
+        <w:numPr>
+          <w:ilvl w:val="0"/>
+          <w:numId w:val="4"/>
+        </w:numPr>
+        <w:ind w:left="720" w:hanging="360"/>
+        <w:jc w:val="center"/>
+        <w:rPr>
+          <w:rFonts w:ascii="Century Gothic" w:cs="Century Gothic" w:eastAsia="Century Gothic" w:hAnsi="Century Gothic"/>
+          <w:sz w:val="22"/>
+          <w:szCs w:val="22"/>
+        </w:rPr>
+      </w:pPr>
+      <w:r>
+        <w:rPr>
+          <w:rFonts w:ascii="Century Gothic" w:cs="Century Gothic" w:eastAsia="Century Gothic" w:hAnsi="Century Gothic"/>
+          <w:rtl w:val="0"/>
+        </w:rPr>
+        <w:t xml:space="preserve">Deyvid Brayan Vargaya Coaquira </w:t>
+      </w:r>
+      <w:r>
+        <w:rPr>
+          <w:rtl w:val="0"/>
+        </w:rPr>
       </w:r>
     </w:p>
     <w:p>
@@ -5823,13 +5874,15 @@
               <w:spacing w:after="0" w:line="240" w:lineRule="auto"/>
               <w:rPr>
                 <w:rFonts w:ascii="Calibri" w:cs="Calibri" w:eastAsia="Calibri" w:hAnsi="Calibri"/>
-                <w:sz w:val="24"/>
-                <w:szCs w:val="24"/>
-              </w:rPr>
-            </w:pPr>
-            <w:r>
-              <w:rPr>
-                <w:rFonts w:ascii="Calibri" w:cs="Calibri" w:eastAsia="Calibri" w:hAnsi="Calibri"/>
+                <w:b w:val="1"/>
+                <w:sz w:val="24"/>
+                <w:szCs w:val="24"/>
+              </w:rPr>
+            </w:pPr>
+            <w:r>
+              <w:rPr>
+                <w:rFonts w:ascii="Calibri" w:cs="Calibri" w:eastAsia="Calibri" w:hAnsi="Calibri"/>
+                <w:b w:val="1"/>
                 <w:sz w:val="24"/>
                 <w:szCs w:val="24"/>
                 <w:rtl w:val="0"/>
@@ -6495,6 +6548,7 @@
         <w:rPr>
           <w:rFonts w:ascii="Calibri" w:cs="Calibri" w:eastAsia="Calibri" w:hAnsi="Calibri"/>
           <w:b w:val="1"/>
+          <w:color w:val="4a86e8"/>
           <w:sz w:val="24"/>
           <w:szCs w:val="24"/>
         </w:rPr>
@@ -6509,32 +6563,6 @@
         </w:rPr>
         <w:t xml:space="preserve">4.3 Historia de Usuario 02</w:t>
       </w:r>
-    </w:p>
-    <w:p>
-      <w:pPr>
-        <w:keepNext w:val="0"/>
-        <w:keepLines w:val="0"/>
-        <w:pageBreakBefore w:val="0"/>
-        <w:widowControl w:val="1"/>
-        <w:pBdr>
-          <w:top w:space="0" w:sz="0" w:val="nil"/>
-          <w:left w:space="0" w:sz="0" w:val="nil"/>
-          <w:bottom w:space="0" w:sz="0" w:val="nil"/>
-          <w:right w:space="0" w:sz="0" w:val="nil"/>
-          <w:between w:space="0" w:sz="0" w:val="nil"/>
-        </w:pBdr>
-        <w:shd w:fill="auto" w:val="clear"/>
-        <w:spacing w:after="200" w:before="0" w:line="276" w:lineRule="auto"/>
-        <w:ind w:left="0" w:right="0" w:firstLine="0"/>
-        <w:jc w:val="left"/>
-        <w:rPr>
-          <w:rFonts w:ascii="Calibri" w:cs="Calibri" w:eastAsia="Calibri" w:hAnsi="Calibri"/>
-          <w:b w:val="1"/>
-          <w:color w:val="4a86e8"/>
-          <w:sz w:val="24"/>
-          <w:szCs w:val="24"/>
-        </w:rPr>
-      </w:pPr>
       <w:r>
         <w:rPr>
           <w:rtl w:val="0"/>
@@ -7168,9 +7196,9 @@
         </w:rPr>
         <w:drawing>
           <wp:inline distB="114300" distT="114300" distL="114300" distR="114300">
-            <wp:extent cx="5486400" cy="3429000"/>
+            <wp:extent cx="5486400" cy="2184400"/>
             <wp:effectExtent b="0" l="0" r="0" t="0"/>
-            <wp:docPr id="2" name="image2.png"/>
+            <wp:docPr id="3" name="image2.png"/>
             <a:graphic>
               <a:graphicData uri="http://schemas.openxmlformats.org/drawingml/2006/picture">
                 <pic:pic>
@@ -7188,7 +7216,56 @@
                   <pic:spPr>
                     <a:xfrm>
                       <a:off x="0" y="0"/>
-                      <a:ext cx="5486400" cy="3429000"/>
+                      <a:ext cx="5486400" cy="2184400"/>
+                    </a:xfrm>
+                    <a:prstGeom prst="rect"/>
+                    <a:ln/>
+                  </pic:spPr>
+                </pic:pic>
+              </a:graphicData>
+            </a:graphic>
+          </wp:inline>
+        </w:drawing>
+      </w:r>
+      <w:r>
+        <w:rPr>
+          <w:rtl w:val="0"/>
+        </w:rPr>
+      </w:r>
+    </w:p>
+    <w:p>
+      <w:pPr>
+        <w:rPr>
+          <w:rFonts w:ascii="Calibri" w:cs="Calibri" w:eastAsia="Calibri" w:hAnsi="Calibri"/>
+        </w:rPr>
+      </w:pPr>
+      <w:r>
+        <w:rPr>
+          <w:rFonts w:ascii="Calibri" w:cs="Calibri" w:eastAsia="Calibri" w:hAnsi="Calibri"/>
+        </w:rPr>
+        <w:drawing>
+          <wp:inline distB="114300" distT="114300" distL="114300" distR="114300">
+            <wp:extent cx="5509619" cy="3342401"/>
+            <wp:effectExtent b="0" l="0" r="0" t="0"/>
+            <wp:docPr id="2" name="image3.png"/>
+            <a:graphic>
+              <a:graphicData uri="http://schemas.openxmlformats.org/drawingml/2006/picture">
+                <pic:pic>
+                  <pic:nvPicPr>
+                    <pic:cNvPr id="0" name="image3.png"/>
+                    <pic:cNvPicPr preferRelativeResize="0"/>
+                  </pic:nvPicPr>
+                  <pic:blipFill>
+                    <a:blip r:embed="rId8"/>
+                    <a:srcRect b="0" l="0" r="0" t="0"/>
+                    <a:stretch>
+                      <a:fillRect/>
+                    </a:stretch>
+                  </pic:blipFill>
+                  <pic:spPr>
+                    <a:xfrm>
+                      <a:off x="0" y="0"/>
+                      <a:ext cx="5509619" cy="3342401"/>
                     </a:xfrm>
                     <a:prstGeom prst="rect"/>
                     <a:ln/>
